--- a/uploads/Prakhar_ DS-ML.docx
+++ b/uploads/Prakhar_ DS-ML.docx
@@ -1044,7 +1044,25 @@
           <w:sz w:val="24"/>
           <w:szCs w:val="24"/>
         </w:rPr>
-        <w:t>Designed and implemented MLOps solutions on AWS, GCP, and Azure, leveraging cloud-native services for scalable and resilient deployments.</w:t>
+        <w:t xml:space="preserve">Designed and implemented </w:t>
+      </w:r>
+      <w:proofErr w:type="spellStart"/>
+      <w:r>
+        <w:rPr>
+          <w:rFonts w:asciiTheme="minorHAnsi" w:hAnsiTheme="minorHAnsi" w:cstheme="minorHAnsi"/>
+          <w:sz w:val="24"/>
+          <w:szCs w:val="24"/>
+        </w:rPr>
+        <w:t>MLOps</w:t>
+      </w:r>
+      <w:proofErr w:type="spellEnd"/>
+      <w:r>
+        <w:rPr>
+          <w:rFonts w:asciiTheme="minorHAnsi" w:hAnsiTheme="minorHAnsi" w:cstheme="minorHAnsi"/>
+          <w:sz w:val="24"/>
+          <w:szCs w:val="24"/>
+        </w:rPr>
+        <w:t xml:space="preserve"> solutions on AWS, GCP, and Azure, leveraging cloud-native services for scalable and resilient deployments.</w:t>
       </w:r>
     </w:p>
     <w:p>
@@ -1261,6 +1279,7 @@
         </w:rPr>
         <w:t xml:space="preserve"> </w:t>
       </w:r>
+      <w:proofErr w:type="spellStart"/>
       <w:r>
         <w:rPr>
           <w:rStyle w:val="Strong"/>
@@ -1270,6 +1289,7 @@
         </w:rPr>
         <w:t>LangChain</w:t>
       </w:r>
+      <w:proofErr w:type="spellEnd"/>
       <w:r>
         <w:rPr>
           <w:rFonts w:asciiTheme="minorHAnsi" w:hAnsiTheme="minorHAnsi" w:cstheme="minorHAnsi"/>
@@ -1374,7 +1394,25 @@
           <w:sz w:val="24"/>
           <w:szCs w:val="24"/>
         </w:rPr>
-        <w:t>Collaborative work with cross-functional teams and utilization of diverse technologies (Python, Scala, TensorFlow, PyTorch).</w:t>
+        <w:t xml:space="preserve">Collaborative work with cross-functional teams and utilization of diverse technologies (Python, Scala, TensorFlow, </w:t>
+      </w:r>
+      <w:proofErr w:type="spellStart"/>
+      <w:r>
+        <w:rPr>
+          <w:rFonts w:asciiTheme="minorHAnsi" w:hAnsiTheme="minorHAnsi" w:cstheme="minorHAnsi"/>
+          <w:sz w:val="24"/>
+          <w:szCs w:val="24"/>
+        </w:rPr>
+        <w:t>PyTorch</w:t>
+      </w:r>
+      <w:proofErr w:type="spellEnd"/>
+      <w:r>
+        <w:rPr>
+          <w:rFonts w:asciiTheme="minorHAnsi" w:hAnsiTheme="minorHAnsi" w:cstheme="minorHAnsi"/>
+          <w:sz w:val="24"/>
+          <w:szCs w:val="24"/>
+        </w:rPr>
+        <w:t>).</w:t>
       </w:r>
     </w:p>
     <w:p>
@@ -1411,6 +1449,7 @@
         </w:rPr>
         <w:t xml:space="preserve">, </w:t>
       </w:r>
+      <w:proofErr w:type="spellStart"/>
       <w:r>
         <w:rPr>
           <w:rStyle w:val="Strong"/>
@@ -1420,6 +1459,7 @@
         </w:rPr>
         <w:t>PySpark</w:t>
       </w:r>
+      <w:proofErr w:type="spellEnd"/>
       <w:r>
         <w:rPr>
           <w:rFonts w:ascii="Calibri" w:hAnsi="Calibri" w:cs="Calibri"/>
@@ -1492,6 +1532,7 @@
         </w:rPr>
         <w:t xml:space="preserve">Skilled in </w:t>
       </w:r>
+      <w:proofErr w:type="spellStart"/>
       <w:r>
         <w:rPr>
           <w:rStyle w:val="Strong"/>
@@ -1499,30 +1540,9 @@
           <w:b w:val="0"/>
           <w:bCs w:val="0"/>
         </w:rPr>
-        <w:t>MLOps and CI/CD</w:t>
-      </w:r>
-      <w:r>
-        <w:rPr>
-          <w:rFonts w:ascii="Calibri" w:hAnsi="Calibri" w:cs="Calibri"/>
-          <w:b/>
-          <w:bCs/>
-        </w:rPr>
-        <w:t xml:space="preserve"> </w:t>
-      </w:r>
-      <w:r>
-        <w:rPr>
-          <w:rFonts w:ascii="Calibri" w:hAnsi="Calibri" w:cs="Calibri"/>
-        </w:rPr>
-        <w:t>using</w:t>
-      </w:r>
-      <w:r>
-        <w:rPr>
-          <w:rFonts w:ascii="Calibri" w:hAnsi="Calibri" w:cs="Calibri"/>
-          <w:b/>
-          <w:bCs/>
-        </w:rPr>
-        <w:t xml:space="preserve"> </w:t>
-      </w:r>
+        <w:t>MLOps</w:t>
+      </w:r>
+      <w:proofErr w:type="spellEnd"/>
       <w:r>
         <w:rPr>
           <w:rStyle w:val="Strong"/>
@@ -1530,7 +1550,7 @@
           <w:b w:val="0"/>
           <w:bCs w:val="0"/>
         </w:rPr>
-        <w:t>Azure DevOps</w:t>
+        <w:t xml:space="preserve"> and CI/CD</w:t>
       </w:r>
       <w:r>
         <w:rPr>
@@ -1538,7 +1558,21 @@
           <w:b/>
           <w:bCs/>
         </w:rPr>
-        <w:t xml:space="preserve">, </w:t>
+        <w:t xml:space="preserve"> </w:t>
+      </w:r>
+      <w:r>
+        <w:rPr>
+          <w:rFonts w:ascii="Calibri" w:hAnsi="Calibri" w:cs="Calibri"/>
+        </w:rPr>
+        <w:t>using</w:t>
+      </w:r>
+      <w:r>
+        <w:rPr>
+          <w:rFonts w:ascii="Calibri" w:hAnsi="Calibri" w:cs="Calibri"/>
+          <w:b/>
+          <w:bCs/>
+        </w:rPr>
+        <w:t xml:space="preserve"> </w:t>
       </w:r>
       <w:r>
         <w:rPr>
@@ -1547,8 +1581,27 @@
           <w:b w:val="0"/>
           <w:bCs w:val="0"/>
         </w:rPr>
+        <w:t>Azure DevOps</w:t>
+      </w:r>
+      <w:r>
+        <w:rPr>
+          <w:rFonts w:ascii="Calibri" w:hAnsi="Calibri" w:cs="Calibri"/>
+          <w:b/>
+          <w:bCs/>
+        </w:rPr>
+        <w:t xml:space="preserve">, </w:t>
+      </w:r>
+      <w:proofErr w:type="spellStart"/>
+      <w:r>
+        <w:rPr>
+          <w:rStyle w:val="Strong"/>
+          <w:rFonts w:ascii="Calibri" w:hAnsi="Calibri" w:cs="Calibri"/>
+          <w:b w:val="0"/>
+          <w:bCs w:val="0"/>
+        </w:rPr>
         <w:t>MLflow</w:t>
       </w:r>
+      <w:proofErr w:type="spellEnd"/>
       <w:r>
         <w:rPr>
           <w:rFonts w:ascii="Calibri" w:hAnsi="Calibri" w:cs="Calibri"/>
@@ -1635,7 +1688,25 @@
           <w:sz w:val="24"/>
           <w:szCs w:val="24"/>
         </w:rPr>
-        <w:t>Utilized python’s flask framework for building REST APIs on top of Data Lake (BigQuery, Cloud SQL).</w:t>
+        <w:t>Utilized python’s flask framework for building REST APIs on top of Data Lake (</w:t>
+      </w:r>
+      <w:proofErr w:type="spellStart"/>
+      <w:r>
+        <w:rPr>
+          <w:rFonts w:asciiTheme="minorHAnsi" w:hAnsiTheme="minorHAnsi" w:cstheme="minorHAnsi"/>
+          <w:sz w:val="24"/>
+          <w:szCs w:val="24"/>
+        </w:rPr>
+        <w:t>BigQuery</w:t>
+      </w:r>
+      <w:proofErr w:type="spellEnd"/>
+      <w:r>
+        <w:rPr>
+          <w:rFonts w:asciiTheme="minorHAnsi" w:hAnsiTheme="minorHAnsi" w:cstheme="minorHAnsi"/>
+          <w:sz w:val="24"/>
+          <w:szCs w:val="24"/>
+        </w:rPr>
+        <w:t>, Cloud SQL).</w:t>
       </w:r>
     </w:p>
     <w:p>
@@ -1661,7 +1732,25 @@
           <w:sz w:val="24"/>
           <w:szCs w:val="24"/>
         </w:rPr>
-        <w:t>Achieved Continuous Integration &amp;Continuous Deployment (CI/CD) for applications using Git, Azure Devops.</w:t>
+        <w:t xml:space="preserve">Achieved Continuous Integration &amp;Continuous Deployment (CI/CD) for applications using Git, Azure </w:t>
+      </w:r>
+      <w:proofErr w:type="spellStart"/>
+      <w:r>
+        <w:rPr>
+          <w:rFonts w:asciiTheme="minorHAnsi" w:hAnsiTheme="minorHAnsi" w:cstheme="minorHAnsi"/>
+          <w:sz w:val="24"/>
+          <w:szCs w:val="24"/>
+        </w:rPr>
+        <w:t>Devops</w:t>
+      </w:r>
+      <w:proofErr w:type="spellEnd"/>
+      <w:r>
+        <w:rPr>
+          <w:rFonts w:asciiTheme="minorHAnsi" w:hAnsiTheme="minorHAnsi" w:cstheme="minorHAnsi"/>
+          <w:sz w:val="24"/>
+          <w:szCs w:val="24"/>
+        </w:rPr>
+        <w:t>.</w:t>
       </w:r>
     </w:p>
     <w:p>
@@ -1713,7 +1802,25 @@
           <w:sz w:val="24"/>
           <w:szCs w:val="24"/>
         </w:rPr>
-        <w:t>Hands on solving problems which brings significant business value by building predictive &amp; forcasting models utilizing structured &amp; unstructured data.</w:t>
+        <w:t xml:space="preserve">Hands on solving problems which brings significant business value by building predictive &amp; </w:t>
+      </w:r>
+      <w:proofErr w:type="spellStart"/>
+      <w:r>
+        <w:rPr>
+          <w:rFonts w:asciiTheme="minorHAnsi" w:hAnsiTheme="minorHAnsi" w:cstheme="minorHAnsi"/>
+          <w:sz w:val="24"/>
+          <w:szCs w:val="24"/>
+        </w:rPr>
+        <w:t>forcasting</w:t>
+      </w:r>
+      <w:proofErr w:type="spellEnd"/>
+      <w:r>
+        <w:rPr>
+          <w:rFonts w:asciiTheme="minorHAnsi" w:hAnsiTheme="minorHAnsi" w:cstheme="minorHAnsi"/>
+          <w:sz w:val="24"/>
+          <w:szCs w:val="24"/>
+        </w:rPr>
+        <w:t xml:space="preserve"> models utilizing structured &amp; unstructured data.</w:t>
       </w:r>
     </w:p>
     <w:p>
@@ -2698,6 +2805,7 @@
         </w:rPr>
         <w:t xml:space="preserve"> </w:t>
       </w:r>
+      <w:proofErr w:type="spellStart"/>
       <w:r>
         <w:rPr>
           <w:rFonts w:asciiTheme="minorHAnsi" w:hAnsiTheme="minorHAnsi" w:cstheme="minorHAnsi"/>
@@ -2706,6 +2814,7 @@
         </w:rPr>
         <w:t>Narsee</w:t>
       </w:r>
+      <w:proofErr w:type="spellEnd"/>
       <w:r>
         <w:rPr>
           <w:rFonts w:asciiTheme="minorHAnsi" w:hAnsiTheme="minorHAnsi" w:cstheme="minorHAnsi"/>
@@ -2715,6 +2824,7 @@
         </w:rPr>
         <w:t xml:space="preserve"> </w:t>
       </w:r>
+      <w:proofErr w:type="spellStart"/>
       <w:r>
         <w:rPr>
           <w:rFonts w:asciiTheme="minorHAnsi" w:hAnsiTheme="minorHAnsi" w:cstheme="minorHAnsi"/>
@@ -2723,6 +2833,7 @@
         </w:rPr>
         <w:t>Monjee</w:t>
       </w:r>
+      <w:proofErr w:type="spellEnd"/>
       <w:r>
         <w:rPr>
           <w:rFonts w:asciiTheme="minorHAnsi" w:hAnsiTheme="minorHAnsi" w:cstheme="minorHAnsi"/>
@@ -2978,8 +3089,9 @@
           <w:szCs w:val="24"/>
           <w:u w:val="single"/>
         </w:rPr>
-        <w:t>/ML</w:t>
-      </w:r>
+        <w:t>/</w:t>
+      </w:r>
+      <w:proofErr w:type="spellStart"/>
       <w:r>
         <w:rPr>
           <w:rFonts w:asciiTheme="minorHAnsi" w:hAnsiTheme="minorHAnsi" w:cstheme="minorHAnsi"/>
@@ -2989,7 +3101,7 @@
           <w:szCs w:val="24"/>
           <w:u w:val="single"/>
         </w:rPr>
-        <w:t>O</w:t>
+        <w:t>ML</w:t>
       </w:r>
       <w:r>
         <w:rPr>
@@ -3000,7 +3112,30 @@
           <w:szCs w:val="24"/>
           <w:u w:val="single"/>
         </w:rPr>
-        <w:t xml:space="preserve">ps Engineer </w:t>
+        <w:t>O</w:t>
+      </w:r>
+      <w:r>
+        <w:rPr>
+          <w:rFonts w:asciiTheme="minorHAnsi" w:hAnsiTheme="minorHAnsi" w:cstheme="minorHAnsi"/>
+          <w:b/>
+          <w:bCs/>
+          <w:sz w:val="24"/>
+          <w:szCs w:val="24"/>
+          <w:u w:val="single"/>
+        </w:rPr>
+        <w:t>ps</w:t>
+      </w:r>
+      <w:proofErr w:type="spellEnd"/>
+      <w:r>
+        <w:rPr>
+          <w:rFonts w:asciiTheme="minorHAnsi" w:hAnsiTheme="minorHAnsi" w:cstheme="minorHAnsi"/>
+          <w:b/>
+          <w:bCs/>
+          <w:sz w:val="24"/>
+          <w:szCs w:val="24"/>
+          <w:u w:val="single"/>
+        </w:rPr>
+        <w:t xml:space="preserve"> Engineer </w:t>
       </w:r>
       <w:r>
         <w:rPr>
@@ -3371,13 +3506,23 @@
         </w:rPr>
         <w:t xml:space="preserve"> </w:t>
       </w:r>
-      <w:r>
-        <w:rPr>
-          <w:rFonts w:asciiTheme="minorHAnsi" w:hAnsiTheme="minorHAnsi" w:cstheme="minorHAnsi"/>
-          <w:sz w:val="24"/>
-          <w:szCs w:val="24"/>
-        </w:rPr>
-        <w:t xml:space="preserve">QBLive </w:t>
+      <w:proofErr w:type="spellStart"/>
+      <w:r>
+        <w:rPr>
+          <w:rFonts w:asciiTheme="minorHAnsi" w:hAnsiTheme="minorHAnsi" w:cstheme="minorHAnsi"/>
+          <w:sz w:val="24"/>
+          <w:szCs w:val="24"/>
+        </w:rPr>
+        <w:t>QBLive</w:t>
+      </w:r>
+      <w:proofErr w:type="spellEnd"/>
+      <w:r>
+        <w:rPr>
+          <w:rFonts w:asciiTheme="minorHAnsi" w:hAnsiTheme="minorHAnsi" w:cstheme="minorHAnsi"/>
+          <w:sz w:val="24"/>
+          <w:szCs w:val="24"/>
+        </w:rPr>
+        <w:t xml:space="preserve"> </w:t>
       </w:r>
       <w:r>
         <w:rPr>
@@ -3882,7 +4027,25 @@
           <w:sz w:val="24"/>
           <w:szCs w:val="24"/>
         </w:rPr>
-        <w:t>and present insights in the WinRoom Experiment review.</w:t>
+        <w:t xml:space="preserve">and present insights in the </w:t>
+      </w:r>
+      <w:proofErr w:type="spellStart"/>
+      <w:r>
+        <w:rPr>
+          <w:rFonts w:asciiTheme="minorHAnsi" w:hAnsiTheme="minorHAnsi" w:cstheme="minorHAnsi"/>
+          <w:sz w:val="24"/>
+          <w:szCs w:val="24"/>
+        </w:rPr>
+        <w:t>WinRoom</w:t>
+      </w:r>
+      <w:proofErr w:type="spellEnd"/>
+      <w:r>
+        <w:rPr>
+          <w:rFonts w:asciiTheme="minorHAnsi" w:hAnsiTheme="minorHAnsi" w:cstheme="minorHAnsi"/>
+          <w:sz w:val="24"/>
+          <w:szCs w:val="24"/>
+        </w:rPr>
+        <w:t xml:space="preserve"> Experiment review.</w:t>
       </w:r>
     </w:p>
     <w:p>
@@ -3905,29 +4068,11 @@
       <w:r>
         <w:rPr>
           <w:rStyle w:val="Strong"/>
-          <w:rFonts w:asciiTheme="minorHAnsi" w:hAnsiTheme="minorHAnsi" w:cstheme="minorHAnsi"/>
-          <w:b w:val="0"/>
-          <w:bCs w:val="0"/>
-        </w:rPr>
-        <w:t>Agentic AI</w:t>
-      </w:r>
-      <w:r>
-        <w:rPr>
-          <w:rStyle w:val="Strong"/>
-          <w:rFonts w:asciiTheme="minorHAnsi" w:hAnsiTheme="minorHAnsi" w:cstheme="minorHAnsi"/>
-          <w:b w:val="0"/>
-          <w:bCs w:val="0"/>
-        </w:rPr>
-        <w:t xml:space="preserve"> </w:t>
-      </w:r>
-      <w:r>
-        <w:rPr>
-          <w:rStyle w:val="Strong"/>
           <w:rFonts w:ascii="Calibri" w:hAnsi="Calibri" w:cs="Calibri"/>
           <w:b w:val="0"/>
           <w:bCs w:val="0"/>
         </w:rPr>
-        <w:t>pipelines</w:t>
+        <w:t>Generative AI pipelines</w:t>
       </w:r>
       <w:r>
         <w:rPr>
@@ -4252,6 +4397,7 @@
         </w:rPr>
         <w:t xml:space="preserve">, integrating </w:t>
       </w:r>
+      <w:proofErr w:type="spellStart"/>
       <w:r>
         <w:rPr>
           <w:rStyle w:val="Strong"/>
@@ -4261,6 +4407,7 @@
         </w:rPr>
         <w:t>LangChain</w:t>
       </w:r>
+      <w:proofErr w:type="spellEnd"/>
       <w:r>
         <w:rPr>
           <w:rFonts w:ascii="Calibri" w:hAnsi="Calibri" w:cs="Calibri"/>
@@ -4395,6 +4542,7 @@
         </w:rPr>
         <w:t xml:space="preserve"> </w:t>
       </w:r>
+      <w:proofErr w:type="spellStart"/>
       <w:r>
         <w:rPr>
           <w:rStyle w:val="Strong"/>
@@ -4402,7 +4550,17 @@
           <w:b w:val="0"/>
           <w:bCs w:val="0"/>
         </w:rPr>
-        <w:t>LangChain agents</w:t>
+        <w:t>LangChain</w:t>
+      </w:r>
+      <w:proofErr w:type="spellEnd"/>
+      <w:r>
+        <w:rPr>
+          <w:rStyle w:val="Strong"/>
+          <w:rFonts w:ascii="Calibri" w:hAnsi="Calibri" w:cs="Calibri"/>
+          <w:b w:val="0"/>
+          <w:bCs w:val="0"/>
+        </w:rPr>
+        <w:t xml:space="preserve"> agents</w:t>
       </w:r>
       <w:r>
         <w:rPr>
@@ -4494,33 +4652,69 @@
           <w:sz w:val="24"/>
           <w:szCs w:val="24"/>
         </w:rPr>
-        <w:t xml:space="preserve">Cloud Application development - Design/Develop micros service on cloud platefomrs, such as Cloud Foundry, Kubernates. With tech stack of Java, Spring boot, Angular, and React. AWS S3. </w:t>
-      </w:r>
-      <w:r>
-        <w:rPr>
-          <w:rStyle w:val="Strong"/>
-          <w:rFonts w:asciiTheme="minorHAnsi" w:hAnsiTheme="minorHAnsi" w:cstheme="minorHAnsi"/>
-          <w:b w:val="0"/>
-          <w:bCs w:val="0"/>
-        </w:rPr>
-        <w:t>Agentic AI</w:t>
-      </w:r>
-      <w:r>
-        <w:rPr>
-          <w:rStyle w:val="Strong"/>
-          <w:rFonts w:asciiTheme="minorHAnsi" w:hAnsiTheme="minorHAnsi" w:cstheme="minorHAnsi"/>
-          <w:b w:val="0"/>
-          <w:bCs w:val="0"/>
-        </w:rPr>
-        <w:t xml:space="preserve"> </w:t>
-      </w:r>
-      <w:r>
-        <w:rPr>
-          <w:rFonts w:asciiTheme="minorHAnsi" w:hAnsiTheme="minorHAnsi" w:cstheme="minorHAnsi"/>
-          <w:sz w:val="24"/>
-          <w:szCs w:val="24"/>
-        </w:rPr>
-        <w:t>assited programming Copilot.</w:t>
+        <w:t xml:space="preserve">Cloud Application development - Design/Develop micros service on cloud </w:t>
+      </w:r>
+      <w:proofErr w:type="spellStart"/>
+      <w:r>
+        <w:rPr>
+          <w:rFonts w:asciiTheme="minorHAnsi" w:hAnsiTheme="minorHAnsi" w:cstheme="minorHAnsi"/>
+          <w:sz w:val="24"/>
+          <w:szCs w:val="24"/>
+        </w:rPr>
+        <w:t>platefomrs</w:t>
+      </w:r>
+      <w:proofErr w:type="spellEnd"/>
+      <w:r>
+        <w:rPr>
+          <w:rFonts w:asciiTheme="minorHAnsi" w:hAnsiTheme="minorHAnsi" w:cstheme="minorHAnsi"/>
+          <w:sz w:val="24"/>
+          <w:szCs w:val="24"/>
+        </w:rPr>
+        <w:t xml:space="preserve">, such as Cloud Foundry, </w:t>
+      </w:r>
+      <w:proofErr w:type="spellStart"/>
+      <w:r>
+        <w:rPr>
+          <w:rFonts w:asciiTheme="minorHAnsi" w:hAnsiTheme="minorHAnsi" w:cstheme="minorHAnsi"/>
+          <w:sz w:val="24"/>
+          <w:szCs w:val="24"/>
+        </w:rPr>
+        <w:t>Kubernates</w:t>
+      </w:r>
+      <w:proofErr w:type="spellEnd"/>
+      <w:r>
+        <w:rPr>
+          <w:rFonts w:asciiTheme="minorHAnsi" w:hAnsiTheme="minorHAnsi" w:cstheme="minorHAnsi"/>
+          <w:sz w:val="24"/>
+          <w:szCs w:val="24"/>
+        </w:rPr>
+        <w:t xml:space="preserve">. With tech stack of Java, Spring boot, Angular, and React. AWS S3. AI </w:t>
+      </w:r>
+      <w:proofErr w:type="spellStart"/>
+      <w:r>
+        <w:rPr>
+          <w:rFonts w:asciiTheme="minorHAnsi" w:hAnsiTheme="minorHAnsi" w:cstheme="minorHAnsi"/>
+          <w:sz w:val="24"/>
+          <w:szCs w:val="24"/>
+        </w:rPr>
+        <w:t>assited</w:t>
+      </w:r>
+      <w:proofErr w:type="spellEnd"/>
+      <w:r>
+        <w:rPr>
+          <w:rFonts w:asciiTheme="minorHAnsi" w:hAnsiTheme="minorHAnsi" w:cstheme="minorHAnsi"/>
+          <w:sz w:val="24"/>
+          <w:szCs w:val="24"/>
+        </w:rPr>
+        <w:t xml:space="preserve"> programming Copilot</w:t>
+      </w:r>
+      <w:r>
+        <w:rPr>
+          <w:rFonts w:asciiTheme="minorHAnsi" w:hAnsiTheme="minorHAnsi" w:cstheme="minorHAnsi"/>
+          <w:sz w:val="24"/>
+          <w:szCs w:val="24"/>
+        </w:rPr>
+        <w:t>.</w:t>
       </w:r>
     </w:p>
     <w:p>
@@ -4650,7 +4844,25 @@
           <w:sz w:val="24"/>
           <w:szCs w:val="24"/>
         </w:rPr>
-        <w:t>Designed and deployed enterprise-grade RAG pipeline using LangChain and Azure OpenAI Service, improving answer accuracy by 40%.</w:t>
+        <w:t xml:space="preserve">Designed and deployed enterprise-grade RAG pipeline using </w:t>
+      </w:r>
+      <w:proofErr w:type="spellStart"/>
+      <w:r>
+        <w:rPr>
+          <w:rFonts w:asciiTheme="minorHAnsi" w:hAnsiTheme="minorHAnsi" w:cstheme="minorHAnsi"/>
+          <w:sz w:val="24"/>
+          <w:szCs w:val="24"/>
+        </w:rPr>
+        <w:t>LangChain</w:t>
+      </w:r>
+      <w:proofErr w:type="spellEnd"/>
+      <w:r>
+        <w:rPr>
+          <w:rFonts w:asciiTheme="minorHAnsi" w:hAnsiTheme="minorHAnsi" w:cstheme="minorHAnsi"/>
+          <w:sz w:val="24"/>
+          <w:szCs w:val="24"/>
+        </w:rPr>
+        <w:t xml:space="preserve"> and Azure OpenAI Service, improving answer accuracy by 40%.</w:t>
       </w:r>
     </w:p>
     <w:p>
@@ -4728,7 +4940,25 @@
           <w:sz w:val="24"/>
           <w:szCs w:val="24"/>
         </w:rPr>
-        <w:t xml:space="preserve">Analyzed structured/unstructured datasets using PySpark on EMR, delivering insights on [business </w:t>
+        <w:t xml:space="preserve">Analyzed structured/unstructured datasets using </w:t>
+      </w:r>
+      <w:proofErr w:type="spellStart"/>
+      <w:r>
+        <w:rPr>
+          <w:rFonts w:asciiTheme="minorHAnsi" w:hAnsiTheme="minorHAnsi" w:cstheme="minorHAnsi"/>
+          <w:sz w:val="24"/>
+          <w:szCs w:val="24"/>
+        </w:rPr>
+        <w:t>PySpark</w:t>
+      </w:r>
+      <w:proofErr w:type="spellEnd"/>
+      <w:r>
+        <w:rPr>
+          <w:rFonts w:asciiTheme="minorHAnsi" w:hAnsiTheme="minorHAnsi" w:cstheme="minorHAnsi"/>
+          <w:sz w:val="24"/>
+          <w:szCs w:val="24"/>
+        </w:rPr>
+        <w:t xml:space="preserve"> on EMR, delivering insights on [business </w:t>
       </w:r>
       <w:r>
         <w:rPr>
@@ -4843,7 +5073,27 @@
           <w:b w:val="0"/>
           <w:bCs w:val="0"/>
         </w:rPr>
-        <w:t>Databricks (PySpark)</w:t>
+        <w:t>Databricks (</w:t>
+      </w:r>
+      <w:proofErr w:type="spellStart"/>
+      <w:r>
+        <w:rPr>
+          <w:rStyle w:val="Strong"/>
+          <w:rFonts w:ascii="Calibri" w:hAnsi="Calibri" w:cs="Calibri"/>
+          <w:b w:val="0"/>
+          <w:bCs w:val="0"/>
+        </w:rPr>
+        <w:t>PySpark</w:t>
+      </w:r>
+      <w:proofErr w:type="spellEnd"/>
+      <w:r>
+        <w:rPr>
+          <w:rStyle w:val="Strong"/>
+          <w:rFonts w:ascii="Calibri" w:hAnsi="Calibri" w:cs="Calibri"/>
+          <w:b w:val="0"/>
+          <w:bCs w:val="0"/>
+        </w:rPr>
+        <w:t>)</w:t>
       </w:r>
       <w:r>
         <w:rPr>
@@ -4914,7 +5164,25 @@
           <w:sz w:val="24"/>
           <w:szCs w:val="24"/>
         </w:rPr>
-        <w:t>Created interactive Tableau/QuickSight dashboards for KPIs such as sales trends, customer behavior, and financial forecasting.</w:t>
+        <w:t>Created interactive Tableau/</w:t>
+      </w:r>
+      <w:proofErr w:type="spellStart"/>
+      <w:r>
+        <w:rPr>
+          <w:rFonts w:asciiTheme="minorHAnsi" w:hAnsiTheme="minorHAnsi" w:cstheme="minorHAnsi"/>
+          <w:sz w:val="24"/>
+          <w:szCs w:val="24"/>
+        </w:rPr>
+        <w:t>QuickSight</w:t>
+      </w:r>
+      <w:proofErr w:type="spellEnd"/>
+      <w:r>
+        <w:rPr>
+          <w:rFonts w:asciiTheme="minorHAnsi" w:hAnsiTheme="minorHAnsi" w:cstheme="minorHAnsi"/>
+          <w:sz w:val="24"/>
+          <w:szCs w:val="24"/>
+        </w:rPr>
+        <w:t xml:space="preserve"> dashboards for KPIs such as sales trends, customer behavior, and financial forecasting.</w:t>
       </w:r>
     </w:p>
     <w:p>
@@ -4940,33 +5208,7 @@
           <w:sz w:val="24"/>
           <w:szCs w:val="24"/>
         </w:rPr>
-        <w:t xml:space="preserve">Created a pipeline using </w:t>
-      </w:r>
-      <w:r>
-        <w:rPr>
-          <w:rStyle w:val="Strong"/>
-          <w:rFonts w:asciiTheme="minorHAnsi" w:hAnsiTheme="minorHAnsi" w:cstheme="minorHAnsi"/>
-          <w:b w:val="0"/>
-          <w:bCs w:val="0"/>
-        </w:rPr>
-        <w:t>Agentic AI</w:t>
-      </w:r>
-      <w:r>
-        <w:rPr>
-          <w:rStyle w:val="Strong"/>
-          <w:rFonts w:asciiTheme="minorHAnsi" w:hAnsiTheme="minorHAnsi" w:cstheme="minorHAnsi"/>
-          <w:b w:val="0"/>
-          <w:bCs w:val="0"/>
-        </w:rPr>
-        <w:t xml:space="preserve"> </w:t>
-      </w:r>
-      <w:r>
-        <w:rPr>
-          <w:rFonts w:asciiTheme="minorHAnsi" w:hAnsiTheme="minorHAnsi" w:cstheme="minorHAnsi"/>
-          <w:sz w:val="24"/>
-          <w:szCs w:val="24"/>
-        </w:rPr>
-        <w:t>Foundry Automation Studio to process, classify, and extract entities from scanned mortgage documents using OCR and ML.</w:t>
+        <w:t>Created a pipeline using AI Foundry Automation Studio to process, classify, and extract entities from scanned mortgage documents using OCR and ML.</w:t>
       </w:r>
     </w:p>
     <w:p>
@@ -5148,7 +5390,25 @@
           <w:sz w:val="24"/>
           <w:szCs w:val="24"/>
         </w:rPr>
-        <w:t>Automated marketplace health metrics pipeline (DAU, conversion, fill rate, retention) using SQL &amp; dbt.</w:t>
+        <w:t xml:space="preserve">Automated marketplace health metrics pipeline (DAU, conversion, fill rate, retention) using SQL &amp; </w:t>
+      </w:r>
+      <w:proofErr w:type="spellStart"/>
+      <w:r>
+        <w:rPr>
+          <w:rFonts w:asciiTheme="minorHAnsi" w:hAnsiTheme="minorHAnsi" w:cstheme="minorHAnsi"/>
+          <w:sz w:val="24"/>
+          <w:szCs w:val="24"/>
+        </w:rPr>
+        <w:t>dbt</w:t>
+      </w:r>
+      <w:proofErr w:type="spellEnd"/>
+      <w:r>
+        <w:rPr>
+          <w:rFonts w:asciiTheme="minorHAnsi" w:hAnsiTheme="minorHAnsi" w:cstheme="minorHAnsi"/>
+          <w:sz w:val="24"/>
+          <w:szCs w:val="24"/>
+        </w:rPr>
+        <w:t>.</w:t>
       </w:r>
     </w:p>
     <w:p>
@@ -5176,31 +5436,23 @@
         </w:rPr>
         <w:t xml:space="preserve">Developed GenAI-powered chatbots using OpenAI GPT-4 &amp; </w:t>
       </w:r>
-      <w:r>
-        <w:rPr>
-          <w:rStyle w:val="Strong"/>
-          <w:rFonts w:asciiTheme="minorHAnsi" w:hAnsiTheme="minorHAnsi" w:cstheme="minorHAnsi"/>
-          <w:b w:val="0"/>
-          <w:bCs w:val="0"/>
-        </w:rPr>
-        <w:t>Agentic AI</w:t>
-      </w:r>
-      <w:r>
-        <w:rPr>
-          <w:rStyle w:val="Strong"/>
-          <w:rFonts w:asciiTheme="minorHAnsi" w:hAnsiTheme="minorHAnsi" w:cstheme="minorHAnsi"/>
-          <w:b w:val="0"/>
-          <w:bCs w:val="0"/>
-        </w:rPr>
-        <w:t xml:space="preserve"> </w:t>
-      </w:r>
-      <w:r>
-        <w:rPr>
-          <w:rFonts w:asciiTheme="minorHAnsi" w:hAnsiTheme="minorHAnsi" w:cstheme="minorHAnsi"/>
-          <w:sz w:val="24"/>
-          <w:szCs w:val="24"/>
-        </w:rPr>
-        <w:t>for enterprise knowledge base search via RAG architecture.</w:t>
+      <w:proofErr w:type="spellStart"/>
+      <w:r>
+        <w:rPr>
+          <w:rFonts w:asciiTheme="minorHAnsi" w:hAnsiTheme="minorHAnsi" w:cstheme="minorHAnsi"/>
+          <w:sz w:val="24"/>
+          <w:szCs w:val="24"/>
+        </w:rPr>
+        <w:t>LangChain</w:t>
+      </w:r>
+      <w:proofErr w:type="spellEnd"/>
+      <w:r>
+        <w:rPr>
+          <w:rFonts w:asciiTheme="minorHAnsi" w:hAnsiTheme="minorHAnsi" w:cstheme="minorHAnsi"/>
+          <w:sz w:val="24"/>
+          <w:szCs w:val="24"/>
+        </w:rPr>
+        <w:t xml:space="preserve"> for enterprise knowledge base search via RAG architecture.</w:t>
       </w:r>
     </w:p>
     <w:p>
@@ -5434,7 +5686,25 @@
           <w:sz w:val="24"/>
           <w:szCs w:val="24"/>
         </w:rPr>
-        <w:t>Automated weekly clinical test performance reports combining Spotfire data functions, Python scripts, and QMatrix API data streams.</w:t>
+        <w:t xml:space="preserve">Automated weekly clinical test performance reports combining Spotfire data functions, Python scripts, and </w:t>
+      </w:r>
+      <w:proofErr w:type="spellStart"/>
+      <w:r>
+        <w:rPr>
+          <w:rFonts w:asciiTheme="minorHAnsi" w:hAnsiTheme="minorHAnsi" w:cstheme="minorHAnsi"/>
+          <w:sz w:val="24"/>
+          <w:szCs w:val="24"/>
+        </w:rPr>
+        <w:t>QMatrix</w:t>
+      </w:r>
+      <w:proofErr w:type="spellEnd"/>
+      <w:r>
+        <w:rPr>
+          <w:rFonts w:asciiTheme="minorHAnsi" w:hAnsiTheme="minorHAnsi" w:cstheme="minorHAnsi"/>
+          <w:sz w:val="24"/>
+          <w:szCs w:val="24"/>
+        </w:rPr>
+        <w:t xml:space="preserve"> API data streams.</w:t>
       </w:r>
     </w:p>
     <w:p>
@@ -5638,7 +5908,25 @@
           <w:sz w:val="24"/>
           <w:szCs w:val="24"/>
         </w:rPr>
-        <w:t>Designed and deployed scalable ETL pipelines using AWS Glue and PySpark for processing large-scale data from multiple sources.</w:t>
+        <w:t xml:space="preserve">Designed and deployed scalable ETL pipelines using AWS Glue and </w:t>
+      </w:r>
+      <w:proofErr w:type="spellStart"/>
+      <w:r>
+        <w:rPr>
+          <w:rFonts w:asciiTheme="minorHAnsi" w:hAnsiTheme="minorHAnsi" w:cstheme="minorHAnsi"/>
+          <w:sz w:val="24"/>
+          <w:szCs w:val="24"/>
+        </w:rPr>
+        <w:t>PySpark</w:t>
+      </w:r>
+      <w:proofErr w:type="spellEnd"/>
+      <w:r>
+        <w:rPr>
+          <w:rFonts w:asciiTheme="minorHAnsi" w:hAnsiTheme="minorHAnsi" w:cstheme="minorHAnsi"/>
+          <w:sz w:val="24"/>
+          <w:szCs w:val="24"/>
+        </w:rPr>
+        <w:t xml:space="preserve"> for processing large-scale data from multiple sources.</w:t>
       </w:r>
     </w:p>
     <w:p>
@@ -5721,7 +6009,25 @@
           <w:sz w:val="24"/>
           <w:szCs w:val="24"/>
         </w:rPr>
-        <w:t>Built and maintained end-to-end machine learning pipelines, from data ingestion to model deployment, using tools like Apache Airflow, MLflow, and Kubeflow.</w:t>
+        <w:t xml:space="preserve">Built and maintained end-to-end machine learning pipelines, from data ingestion to model deployment, using tools like Apache Airflow, </w:t>
+      </w:r>
+      <w:proofErr w:type="spellStart"/>
+      <w:r>
+        <w:rPr>
+          <w:rFonts w:asciiTheme="minorHAnsi" w:hAnsiTheme="minorHAnsi" w:cstheme="minorHAnsi"/>
+          <w:sz w:val="24"/>
+          <w:szCs w:val="24"/>
+        </w:rPr>
+        <w:t>MLflow</w:t>
+      </w:r>
+      <w:proofErr w:type="spellEnd"/>
+      <w:r>
+        <w:rPr>
+          <w:rFonts w:asciiTheme="minorHAnsi" w:hAnsiTheme="minorHAnsi" w:cstheme="minorHAnsi"/>
+          <w:sz w:val="24"/>
+          <w:szCs w:val="24"/>
+        </w:rPr>
+        <w:t>, and Kubeflow.</w:t>
       </w:r>
     </w:p>
     <w:p>
@@ -5903,7 +6209,25 @@
           <w:sz w:val="24"/>
           <w:szCs w:val="24"/>
         </w:rPr>
-        <w:t>Utilized MLflow and DVC for model versioning, tracking, and reproducibility, ensuring consistent and reliable model deployments.</w:t>
+        <w:t xml:space="preserve">Utilized </w:t>
+      </w:r>
+      <w:proofErr w:type="spellStart"/>
+      <w:r>
+        <w:rPr>
+          <w:rFonts w:asciiTheme="minorHAnsi" w:hAnsiTheme="minorHAnsi" w:cstheme="minorHAnsi"/>
+          <w:sz w:val="24"/>
+          <w:szCs w:val="24"/>
+        </w:rPr>
+        <w:t>MLflow</w:t>
+      </w:r>
+      <w:proofErr w:type="spellEnd"/>
+      <w:r>
+        <w:rPr>
+          <w:rFonts w:asciiTheme="minorHAnsi" w:hAnsiTheme="minorHAnsi" w:cstheme="minorHAnsi"/>
+          <w:sz w:val="24"/>
+          <w:szCs w:val="24"/>
+        </w:rPr>
+        <w:t xml:space="preserve"> and DVC for model versioning, tracking, and reproducibility, ensuring consistent and reliable model deployments.</w:t>
       </w:r>
     </w:p>
     <w:p>
@@ -5929,7 +6253,25 @@
           <w:sz w:val="24"/>
           <w:szCs w:val="24"/>
         </w:rPr>
-        <w:t>Developed Spark code using Scala and Spark-SQL for faster processing and testing, integrating MLOps practices for efficient development workflows.</w:t>
+        <w:t xml:space="preserve">Developed Spark code using Scala and Spark-SQL for faster processing and testing, integrating </w:t>
+      </w:r>
+      <w:proofErr w:type="spellStart"/>
+      <w:r>
+        <w:rPr>
+          <w:rFonts w:asciiTheme="minorHAnsi" w:hAnsiTheme="minorHAnsi" w:cstheme="minorHAnsi"/>
+          <w:sz w:val="24"/>
+          <w:szCs w:val="24"/>
+        </w:rPr>
+        <w:t>MLOps</w:t>
+      </w:r>
+      <w:proofErr w:type="spellEnd"/>
+      <w:r>
+        <w:rPr>
+          <w:rFonts w:asciiTheme="minorHAnsi" w:hAnsiTheme="minorHAnsi" w:cstheme="minorHAnsi"/>
+          <w:sz w:val="24"/>
+          <w:szCs w:val="24"/>
+        </w:rPr>
+        <w:t xml:space="preserve"> practices for efficient development workflows.</w:t>
       </w:r>
     </w:p>
     <w:p>
@@ -5955,17 +6297,54 @@
           <w:sz w:val="24"/>
           <w:szCs w:val="24"/>
         </w:rPr>
-        <w:t xml:space="preserve">Performed data cleaning and feature selection using MLlib package in PySpark, working with deep learning frameworks such as Caffe with considerations for </w:t>
-      </w:r>
-      <w:r>
-        <w:rPr>
-          <w:rStyle w:val="Strong"/>
-          <w:rFonts w:asciiTheme="minorHAnsi" w:hAnsiTheme="minorHAnsi" w:cstheme="minorHAnsi"/>
-          <w:b w:val="0"/>
-          <w:bCs w:val="0"/>
-        </w:rPr>
-        <w:t>Agentic AI</w:t>
-      </w:r>
+        <w:t xml:space="preserve">Performed data cleaning and feature selection using </w:t>
+      </w:r>
+      <w:proofErr w:type="spellStart"/>
+      <w:r>
+        <w:rPr>
+          <w:rFonts w:asciiTheme="minorHAnsi" w:hAnsiTheme="minorHAnsi" w:cstheme="minorHAnsi"/>
+          <w:sz w:val="24"/>
+          <w:szCs w:val="24"/>
+        </w:rPr>
+        <w:t>MLlib</w:t>
+      </w:r>
+      <w:proofErr w:type="spellEnd"/>
+      <w:r>
+        <w:rPr>
+          <w:rFonts w:asciiTheme="minorHAnsi" w:hAnsiTheme="minorHAnsi" w:cstheme="minorHAnsi"/>
+          <w:sz w:val="24"/>
+          <w:szCs w:val="24"/>
+        </w:rPr>
+        <w:t xml:space="preserve"> package in </w:t>
+      </w:r>
+      <w:proofErr w:type="spellStart"/>
+      <w:r>
+        <w:rPr>
+          <w:rFonts w:asciiTheme="minorHAnsi" w:hAnsiTheme="minorHAnsi" w:cstheme="minorHAnsi"/>
+          <w:sz w:val="24"/>
+          <w:szCs w:val="24"/>
+        </w:rPr>
+        <w:t>PySpark</w:t>
+      </w:r>
+      <w:proofErr w:type="spellEnd"/>
+      <w:r>
+        <w:rPr>
+          <w:rFonts w:asciiTheme="minorHAnsi" w:hAnsiTheme="minorHAnsi" w:cstheme="minorHAnsi"/>
+          <w:sz w:val="24"/>
+          <w:szCs w:val="24"/>
+        </w:rPr>
+        <w:t xml:space="preserve">, working with deep learning frameworks such as Caffe with considerations for </w:t>
+      </w:r>
+      <w:proofErr w:type="spellStart"/>
+      <w:r>
+        <w:rPr>
+          <w:rFonts w:asciiTheme="minorHAnsi" w:hAnsiTheme="minorHAnsi" w:cstheme="minorHAnsi"/>
+          <w:sz w:val="24"/>
+          <w:szCs w:val="24"/>
+        </w:rPr>
+        <w:t>MLOps</w:t>
+      </w:r>
+      <w:proofErr w:type="spellEnd"/>
       <w:r>
         <w:rPr>
           <w:rFonts w:asciiTheme="minorHAnsi" w:hAnsiTheme="minorHAnsi" w:cstheme="minorHAnsi"/>
@@ -6024,7 +6403,43 @@
           <w:sz w:val="24"/>
           <w:szCs w:val="24"/>
         </w:rPr>
-        <w:t>Created an algorithm that can predict the type of the object in a typical house using Deep Learning. Used OpenCV for the image analysis and keras and Tensorflow for implementing artificial neural networks (ANN).</w:t>
+        <w:t xml:space="preserve">Created an algorithm that can predict the type of the object in a typical house using Deep Learning. Used OpenCV for the image analysis and </w:t>
+      </w:r>
+      <w:proofErr w:type="spellStart"/>
+      <w:r>
+        <w:rPr>
+          <w:rFonts w:asciiTheme="minorHAnsi" w:hAnsiTheme="minorHAnsi" w:cstheme="minorHAnsi"/>
+          <w:sz w:val="24"/>
+          <w:szCs w:val="24"/>
+        </w:rPr>
+        <w:t>keras</w:t>
+      </w:r>
+      <w:proofErr w:type="spellEnd"/>
+      <w:r>
+        <w:rPr>
+          <w:rFonts w:asciiTheme="minorHAnsi" w:hAnsiTheme="minorHAnsi" w:cstheme="minorHAnsi"/>
+          <w:sz w:val="24"/>
+          <w:szCs w:val="24"/>
+        </w:rPr>
+        <w:t xml:space="preserve"> and </w:t>
+      </w:r>
+      <w:proofErr w:type="spellStart"/>
+      <w:r>
+        <w:rPr>
+          <w:rFonts w:asciiTheme="minorHAnsi" w:hAnsiTheme="minorHAnsi" w:cstheme="minorHAnsi"/>
+          <w:sz w:val="24"/>
+          <w:szCs w:val="24"/>
+        </w:rPr>
+        <w:t>Tensorflow</w:t>
+      </w:r>
+      <w:proofErr w:type="spellEnd"/>
+      <w:r>
+        <w:rPr>
+          <w:rFonts w:asciiTheme="minorHAnsi" w:hAnsiTheme="minorHAnsi" w:cstheme="minorHAnsi"/>
+          <w:sz w:val="24"/>
+          <w:szCs w:val="24"/>
+        </w:rPr>
+        <w:t xml:space="preserve"> for implementing artificial neural networks (ANN).</w:t>
       </w:r>
     </w:p>
     <w:p>
@@ -7611,6 +8026,7 @@
         </w:rPr>
         <w:t xml:space="preserve"> </w:t>
       </w:r>
+      <w:proofErr w:type="spellStart"/>
       <w:r>
         <w:rPr>
           <w:rFonts w:asciiTheme="minorHAnsi" w:hAnsiTheme="minorHAnsi" w:cstheme="minorHAnsi"/>
@@ -7619,6 +8035,7 @@
         </w:rPr>
         <w:t>XGBoost</w:t>
       </w:r>
+      <w:proofErr w:type="spellEnd"/>
       <w:r>
         <w:rPr>
           <w:rFonts w:asciiTheme="minorHAnsi" w:hAnsiTheme="minorHAnsi" w:cstheme="minorHAnsi"/>
@@ -8105,7 +8522,25 @@
           <w:sz w:val="24"/>
           <w:szCs w:val="24"/>
         </w:rPr>
-        <w:t>Assisted in data cleaning and transformation for large datasets using PySpark within the Databricks environment to support business analysis.</w:t>
+        <w:t xml:space="preserve">Assisted in data cleaning and transformation for large datasets using </w:t>
+      </w:r>
+      <w:proofErr w:type="spellStart"/>
+      <w:r>
+        <w:rPr>
+          <w:rFonts w:asciiTheme="minorHAnsi" w:hAnsiTheme="minorHAnsi" w:cstheme="minorHAnsi"/>
+          <w:sz w:val="24"/>
+          <w:szCs w:val="24"/>
+        </w:rPr>
+        <w:t>PySpark</w:t>
+      </w:r>
+      <w:proofErr w:type="spellEnd"/>
+      <w:r>
+        <w:rPr>
+          <w:rFonts w:asciiTheme="minorHAnsi" w:hAnsiTheme="minorHAnsi" w:cstheme="minorHAnsi"/>
+          <w:sz w:val="24"/>
+          <w:szCs w:val="24"/>
+        </w:rPr>
+        <w:t xml:space="preserve"> within the Databricks environment to support business analysis.</w:t>
       </w:r>
     </w:p>
     <w:p>
@@ -8171,6 +8606,7 @@
         </w:rPr>
         <w:t xml:space="preserve"> </w:t>
       </w:r>
+      <w:proofErr w:type="spellStart"/>
       <w:r>
         <w:rPr>
           <w:rStyle w:val="Strong"/>
@@ -8179,6 +8615,7 @@
         </w:rPr>
         <w:t>LangChain</w:t>
       </w:r>
+      <w:proofErr w:type="spellEnd"/>
       <w:r>
         <w:t xml:space="preserve"> and </w:t>
       </w:r>
@@ -8260,7 +8697,15 @@
         </w:numPr>
       </w:pPr>
       <w:r>
-        <w:t xml:space="preserve">Collaborated with MLOps teams to integrate </w:t>
+        <w:t xml:space="preserve">Collaborated with </w:t>
+      </w:r>
+      <w:proofErr w:type="spellStart"/>
+      <w:r>
+        <w:t>MLOps</w:t>
+      </w:r>
+      <w:proofErr w:type="spellEnd"/>
+      <w:r>
+        <w:t xml:space="preserve"> teams to integrate </w:t>
       </w:r>
       <w:r>
         <w:rPr>
@@ -11527,7 +11972,25 @@
           <w:sz w:val="24"/>
           <w:szCs w:val="24"/>
         </w:rPr>
-        <w:t>A/B test reporting back-end tool in Tableau for all AU web tests. Automated reporting using pyspark and python.</w:t>
+        <w:t xml:space="preserve">A/B test reporting back-end tool in Tableau for all AU web tests. Automated reporting using </w:t>
+      </w:r>
+      <w:proofErr w:type="spellStart"/>
+      <w:r>
+        <w:rPr>
+          <w:rFonts w:asciiTheme="minorHAnsi" w:hAnsiTheme="minorHAnsi" w:cstheme="minorHAnsi"/>
+          <w:sz w:val="24"/>
+          <w:szCs w:val="24"/>
+        </w:rPr>
+        <w:t>pyspark</w:t>
+      </w:r>
+      <w:proofErr w:type="spellEnd"/>
+      <w:r>
+        <w:rPr>
+          <w:rFonts w:asciiTheme="minorHAnsi" w:hAnsiTheme="minorHAnsi" w:cstheme="minorHAnsi"/>
+          <w:sz w:val="24"/>
+          <w:szCs w:val="24"/>
+        </w:rPr>
+        <w:t xml:space="preserve"> and python.</w:t>
       </w:r>
     </w:p>
     <w:p>
@@ -16626,7 +17089,7 @@
           </mc:Choice>
           <mc:Fallback>
             <w:pict>
-              <v:shape w14:anchorId="5916E1D9" id="Graphic 2" o:spid="_x0000_s1026" style="position:absolute;margin-left:496.55pt;margin-top:10.8pt;width:2.65pt;height:1pt;z-index:251660800;visibility:visible;mso-wrap-style:square;mso-wrap-distance-left:0;mso-wrap-distance-top:0;mso-wrap-distance-right:0;mso-wrap-distance-bottom:0;mso-position-horizontal:absolute;mso-position-horizontal-relative:page;mso-position-vertical:absolute;mso-position-vertical-relative:text;v-text-anchor:top" coordsize="33655,12700" o:gfxdata="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" path="m33527,l,,,12191r33527,l33527,xe" fillcolor="black" stroked="f">
+              <v:shape w14:anchorId="5F73C385" id="Graphic 2" o:spid="_x0000_s1026" style="position:absolute;margin-left:496.55pt;margin-top:10.8pt;width:2.65pt;height:1pt;z-index:251660800;visibility:visible;mso-wrap-style:square;mso-wrap-distance-left:0;mso-wrap-distance-top:0;mso-wrap-distance-right:0;mso-wrap-distance-bottom:0;mso-position-horizontal:absolute;mso-position-horizontal-relative:page;mso-position-vertical:absolute;mso-position-vertical-relative:text;v-text-anchor:top" coordsize="33655,12700" o:gfxdata="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" path="m33527,l,,,12191r33527,l33527,xe" fillcolor="black" stroked="f">
                 <v:path arrowok="t"/>
                 <w10:wrap anchorx="page"/>
               </v:shape>
@@ -19960,7 +20423,6 @@
   <w:style w:type="character" w:default="1" w:styleId="DefaultParagraphFont">
     <w:name w:val="Default Paragraph Font"/>
     <w:uiPriority w:val="1"/>
-    <w:semiHidden/>
     <w:unhideWhenUsed/>
   </w:style>
   <w:style w:type="table" w:default="1" w:styleId="TableNormal">
